--- a/resume/dist/Touhidul_Alam_Seyam_Software_Engineer_ATS.docx
+++ b/resume/dist/Touhidul_Alam_Seyam_Software_Engineer_ATS.docx
@@ -29,7 +29,7 @@
           <w:color w:val="555555"/>
           <w:sz w:val="21"/>
         </w:rPr>
-        <w:t>Software Engineer | Full-Stack and AI Systems</w:t>
+        <w:t>Software Engineer | Web, App and Backend Systems</w:t>
       </w:r>
     </w:p>
     <w:p>
@@ -46,7 +46,7 @@
           <w:color w:val="555555"/>
           <w:sz w:val="18"/>
         </w:rPr>
-        <w:t>Chattogram, Bangladesh  |  +880 1311-104804  |  seyamalam41@gmail.com  |  seyamalam.vercel.app  |  github.com/Seyamalam  |  orcid.org/0009-0007-7512-1893</w:t>
+        <w:t>Chattogram, Bangladesh  |  +880 1311-104804  |  seyamalam41@gmail.com  |  seyamalam.vercel.app  |  github.com/Seyamalam  |  linkedin.com/in/touhidulalamseyam  |  orcid.org/0009-0007-7512-1893</w:t>
       </w:r>
     </w:p>
     <w:p>
@@ -131,6 +131,49 @@
           <w:rFonts w:ascii="Arial" w:hAnsi="Arial"/>
           <w:b/>
         </w:rPr>
+        <w:t>Software Engineer | Agentic Institute</w:t>
+      </w:r>
+      <w:r>
+        <w:rPr>
+          <w:rFonts w:ascii="Arial" w:hAnsi="Arial"/>
+          <w:color w:val="555555"/>
+        </w:rPr>
+        <w:t xml:space="preserve">  |  Remote  |  Dec 2025-Present</w:t>
+      </w:r>
+    </w:p>
+    <w:p>
+      <w:pPr>
+        <w:pStyle w:val="ListBullet"/>
+        <w:keepLines/>
+      </w:pPr>
+      <w:r>
+        <w:rPr>
+          <w:rFonts w:ascii="Arial" w:hAnsi="Arial"/>
+        </w:rPr>
+        <w:t>Contribute to application development and AI-enabled, agentic software systems.</w:t>
+      </w:r>
+    </w:p>
+    <w:p>
+      <w:pPr>
+        <w:pStyle w:val="ListBullet"/>
+        <w:keepLines/>
+      </w:pPr>
+      <w:r>
+        <w:rPr>
+          <w:rFonts w:ascii="Arial" w:hAnsi="Arial"/>
+        </w:rPr>
+        <w:t>Work across implementation, integration, testing, and delivery using modern web and backend technologies.</w:t>
+      </w:r>
+    </w:p>
+    <w:p>
+      <w:pPr>
+        <w:pStyle w:val="RoleLine"/>
+      </w:pPr>
+      <w:r>
+        <w:rPr>
+          <w:rFonts w:ascii="Arial" w:hAnsi="Arial"/>
+          <w:b/>
+        </w:rPr>
         <w:t>Software Engineer | Hello World Communications Ltd</w:t>
       </w:r>
       <w:r>
@@ -138,7 +181,7 @@
           <w:rFonts w:ascii="Arial" w:hAnsi="Arial"/>
           <w:color w:val="555555"/>
         </w:rPr>
-        <w:t xml:space="preserve">  |  Chattogram, Bangladesh  |  Aug 2024–Present</w:t>
+        <w:t xml:space="preserve">  |  Chattogram, Bangladesh  |  Aug 2024-Present</w:t>
       </w:r>
     </w:p>
     <w:p>
@@ -193,7 +236,7 @@
           <w:rFonts w:ascii="Arial" w:hAnsi="Arial"/>
           <w:color w:val="555555"/>
         </w:rPr>
-        <w:t xml:space="preserve">  |  Remote  |  Mar 2021–2025</w:t>
+        <w:t xml:space="preserve">  |  Remote  |  Mar 2021-2025</w:t>
       </w:r>
     </w:p>
     <w:p>
@@ -218,49 +261,6 @@
           <w:rFonts w:ascii="Arial" w:hAnsi="Arial"/>
         </w:rPr>
         <w:t>Built digital products for small businesses, nonprofit and academic organizations, and event teams using modern JavaScript and Python stacks.</w:t>
-      </w:r>
-    </w:p>
-    <w:p>
-      <w:pPr>
-        <w:pStyle w:val="RoleLine"/>
-      </w:pPr>
-      <w:r>
-        <w:rPr>
-          <w:rFonts w:ascii="Arial" w:hAnsi="Arial"/>
-          <w:b/>
-        </w:rPr>
-        <w:t>Research Assistant | BGC Trust University Bangladesh</w:t>
-      </w:r>
-      <w:r>
-        <w:rPr>
-          <w:rFonts w:ascii="Arial" w:hAnsi="Arial"/>
-          <w:color w:val="555555"/>
-        </w:rPr>
-        <w:t xml:space="preserve">  |  Chattogram, Bangladesh  |  Jul 2023–2025</w:t>
-      </w:r>
-    </w:p>
-    <w:p>
-      <w:pPr>
-        <w:pStyle w:val="ListBullet"/>
-        <w:keepLines/>
-      </w:pPr>
-      <w:r>
-        <w:rPr>
-          <w:rFonts w:ascii="Arial" w:hAnsi="Arial"/>
-        </w:rPr>
-        <w:t>Support faculty-led machine-learning research through experiment design, data analysis, implementation, academic writing, and publication preparation.</w:t>
-      </w:r>
-    </w:p>
-    <w:p>
-      <w:pPr>
-        <w:pStyle w:val="ListBullet"/>
-        <w:keepLines/>
-      </w:pPr>
-      <w:r>
-        <w:rPr>
-          <w:rFonts w:ascii="Arial" w:hAnsi="Arial"/>
-        </w:rPr>
-        <w:t>Contributed to research spanning agricultural computer vision, healthcare risk modeling, malware classification, LLM performance, and high-performance clustering.</w:t>
       </w:r>
     </w:p>
     <w:p>
@@ -490,7 +490,7 @@
         <w:rPr>
           <w:rFonts w:ascii="Arial" w:hAnsi="Arial"/>
         </w:rPr>
-        <w:t>Research focus: software development, machine learning, computer vision, and applied AI.</w:t>
+        <w:t>Currently in the 8th semester. Focus: software development, machine learning, computer vision, and applied AI.</w:t>
       </w:r>
     </w:p>
     <w:p>
@@ -636,7 +636,7 @@
         <w:rPr>
           <w:rFonts w:ascii="Arial" w:hAnsi="Arial"/>
         </w:rPr>
-        <w:t>IBM Applied Data Science with Python; IBM Deep Learning with TensorFlow; IEEE Computer Society Machine Learning Mastery; Cisco Python Essentials 1 and 2; Harvard CS50 for Educators</w:t>
+        <w:t>IBM Applied Data Science with Python; IBM Deep Learning with TensorFlow; Redis for Python Developers; Cisco Python Essentials 1 and 2; HackerRank Problem Solving (Intermediate)</w:t>
       </w:r>
     </w:p>
     <w:sectPr>

--- a/resume/dist/Touhidul_Alam_Seyam_Software_Engineer_ATS.docx
+++ b/resume/dist/Touhidul_Alam_Seyam_Software_Engineer_ATS.docx
@@ -332,6 +332,50 @@
           <w:rFonts w:ascii="Arial" w:hAnsi="Arial"/>
           <w:b/>
         </w:rPr>
+        <w:t>Huntrix Delta</w:t>
+      </w:r>
+      <w:r>
+        <w:rPr>
+          <w:rFonts w:ascii="Arial" w:hAnsi="Arial"/>
+          <w:color w:val="555555"/>
+        </w:rPr>
+        <w:t xml:space="preserve"> | Expo, Go, gRPC, Offline-first</w:t>
+      </w:r>
+      <w:r>
+        <w:t xml:space="preserve"> | </w:t>
+      </w:r>
+      <w:hyperlink r:id="rId10">
+        <w:r>
+          <w:rPr>
+            <w:color w:val="202020"/>
+            <w:rFonts w:ascii="Arial" w:hAnsi="Arial"/>
+            <w:sz w:val="20"/>
+          </w:rPr>
+          <w:t>github.com/Seyamalam/hackfusion_huntrix</w:t>
+        </w:r>
+      </w:hyperlink>
+    </w:p>
+    <w:p>
+      <w:pPr>
+        <w:pStyle w:val="ListBullet"/>
+        <w:keepLines/>
+      </w:pPr>
+      <w:r>
+        <w:rPr>
+          <w:rFonts w:ascii="Arial" w:hAnsi="Arial"/>
+        </w:rPr>
+        <w:t>Built the solo HackFusion champion across CRDT inventory sync, signed proof of delivery, offline maps, device-to-device handoff, routing, and reproducible chaos testing.</w:t>
+      </w:r>
+    </w:p>
+    <w:p>
+      <w:pPr>
+        <w:pStyle w:val="RoleLine"/>
+      </w:pPr>
+      <w:r>
+        <w:rPr>
+          <w:rFonts w:ascii="Arial" w:hAnsi="Arial"/>
+          <w:b/>
+        </w:rPr>
         <w:t>ASRRO Portal</w:t>
       </w:r>
       <w:r>
@@ -344,7 +388,7 @@
       <w:r>
         <w:t xml:space="preserve"> | </w:t>
       </w:r>
-      <w:hyperlink r:id="rId10">
+      <w:hyperlink r:id="rId11">
         <w:r>
           <w:rPr>
             <w:color w:val="202020"/>
@@ -388,7 +432,7 @@
       <w:r>
         <w:t xml:space="preserve"> | </w:t>
       </w:r>
-      <w:hyperlink r:id="rId11">
+      <w:hyperlink r:id="rId12">
         <w:r>
           <w:rPr>
             <w:color w:val="202020"/>
@@ -432,7 +476,7 @@
       <w:r>
         <w:t xml:space="preserve"> | </w:t>
       </w:r>
-      <w:hyperlink r:id="rId12">
+      <w:hyperlink r:id="rId13">
         <w:r>
           <w:rPr>
             <w:color w:val="202020"/>
@@ -522,7 +566,7 @@
         </w:rPr>
         <w:t xml:space="preserve">Journal of Electrical Systems and Information Technology, 2024. DOI: </w:t>
       </w:r>
-      <w:hyperlink r:id="rId12">
+      <w:hyperlink r:id="rId13">
         <w:r>
           <w:rPr>
             <w:color w:val="202020"/>
@@ -551,7 +595,7 @@
         </w:rPr>
         <w:t xml:space="preserve">Journal of Electrical Systems and Information Technology, 2024. DOI: </w:t>
       </w:r>
-      <w:hyperlink r:id="rId13">
+      <w:hyperlink r:id="rId14">
         <w:r>
           <w:rPr>
             <w:color w:val="202020"/>
@@ -580,7 +624,7 @@
         </w:rPr>
         <w:t xml:space="preserve">International Journal of Intelligent Information Systems, 2025. DOI: </w:t>
       </w:r>
-      <w:hyperlink r:id="rId14">
+      <w:hyperlink r:id="rId15">
         <w:r>
           <w:rPr>
             <w:color w:val="202020"/>
@@ -609,7 +653,7 @@
         </w:rPr>
         <w:t xml:space="preserve">Lecture Notes in Networks and Systems, 2026. DOI: </w:t>
       </w:r>
-      <w:hyperlink r:id="rId15">
+      <w:hyperlink r:id="rId16">
         <w:r>
           <w:rPr>
             <w:color w:val="202020"/>
@@ -637,6 +681,85 @@
           <w:rFonts w:ascii="Arial" w:hAnsi="Arial"/>
         </w:rPr>
         <w:t>IBM Applied Data Science with Python; IBM Deep Learning with TensorFlow; Redis for Python Developers; Cisco Python Essentials 1 and 2; HackerRank Problem Solving (Intermediate)</w:t>
+      </w:r>
+    </w:p>
+    <w:p>
+      <w:pPr>
+        <w:pStyle w:val="Heading1"/>
+        <w:pBdr>
+          <w:bottom w:val="single" w:sz="4" w:space="4" w:color="B7B7B7"/>
+        </w:pBdr>
+      </w:pPr>
+      <w:r>
+        <w:t>LEADERSHIP AND HONORS</w:t>
+      </w:r>
+    </w:p>
+    <w:p>
+      <w:r>
+        <w:rPr>
+          <w:rFonts w:ascii="Arial" w:hAnsi="Arial"/>
+        </w:rPr>
+        <w:t>Assistant General Secretary | BGCTUB IT Club | Present - Help lead student technology activities, community programs, and club operations.</w:t>
+      </w:r>
+    </w:p>
+    <w:p>
+      <w:pPr>
+        <w:pStyle w:val="ListBullet"/>
+        <w:keepLines/>
+      </w:pPr>
+      <w:r>
+        <w:rPr>
+          <w:rFonts w:ascii="Arial" w:hAnsi="Arial"/>
+        </w:rPr>
+        <w:t>Champion, HackFusion InnoNation National Hackathon (solo Team Huntrix), 2026</w:t>
+      </w:r>
+    </w:p>
+    <w:p>
+      <w:pPr>
+        <w:pStyle w:val="ListBullet"/>
+        <w:keepLines/>
+      </w:pPr>
+      <w:r>
+        <w:rPr>
+          <w:rFonts w:ascii="Arial" w:hAnsi="Arial"/>
+        </w:rPr>
+        <w:t>Champion, MicroOps Hackathon at CUET CSE IT Fest (with Abtahee Kabir), 2025</w:t>
+      </w:r>
+    </w:p>
+    <w:p>
+      <w:pPr>
+        <w:pStyle w:val="ListBullet"/>
+        <w:keepLines/>
+      </w:pPr>
+      <w:r>
+        <w:rPr>
+          <w:rFonts w:ascii="Arial" w:hAnsi="Arial"/>
+        </w:rPr>
+        <w:t>Winner, RoboFusion 1.0 Techathon, 2026</w:t>
+      </w:r>
+    </w:p>
+    <w:p>
+      <w:pPr>
+        <w:pStyle w:val="ListBullet"/>
+        <w:keepLines/>
+      </w:pPr>
+      <w:r>
+        <w:rPr>
+          <w:rFonts w:ascii="Arial" w:hAnsi="Arial"/>
+        </w:rPr>
+        <w:t>5th Place, 12th IUT ICT Fest GameJam, 2026; 5th Place, IIUC NextGen Hackathon, 2025</w:t>
+      </w:r>
+    </w:p>
+    <w:p>
+      <w:pPr>
+        <w:pStyle w:val="ListBullet"/>
+        <w:keepLines/>
+      </w:pPr>
+      <w:r>
+        <w:rPr>
+          <w:rFonts w:ascii="Arial" w:hAnsi="Arial"/>
+        </w:rPr>
+        <w:t>Finalist, The Infinity AI BuildFest; Best Campus Ambassador, SciBlitz 2.0</w:t>
       </w:r>
     </w:p>
     <w:sectPr>

--- a/resume/dist/Touhidul_Alam_Seyam_Software_Engineer_ATS.docx
+++ b/resume/dist/Touhidul_Alam_Seyam_Software_Engineer_ATS.docx
@@ -11,22 +11,22 @@
         <w:rPr>
           <w:rFonts w:ascii="Arial" w:hAnsi="Arial"/>
           <w:b/>
-          <w:color w:val="202020"/>
-          <w:sz w:val="44"/>
+          <w:color w:val="A73526"/>
+          <w:sz w:val="56"/>
         </w:rPr>
         <w:t>Touhidul Alam Seyam</w:t>
       </w:r>
     </w:p>
     <w:p>
       <w:pPr>
-        <w:spacing w:after="60"/>
+        <w:spacing w:after="80"/>
         <w:jc w:val="left"/>
       </w:pPr>
       <w:r>
         <w:rPr>
           <w:rFonts w:ascii="Arial" w:hAnsi="Arial"/>
           <w:b/>
-          <w:color w:val="555555"/>
+          <w:color w:val="5C5854"/>
           <w:sz w:val="21"/>
         </w:rPr>
         <w:t>Software Engineer | Web, App and Backend Systems</w:t>
@@ -34,16 +34,16 @@
     </w:p>
     <w:p>
       <w:pPr>
-        <w:spacing w:after="160" w:line="240" w:lineRule="auto"/>
+        <w:spacing w:after="180" w:line="240" w:lineRule="auto"/>
         <w:jc w:val="left"/>
         <w:pBdr>
-          <w:bottom w:val="single" w:sz="7" w:space="4" w:color="202020"/>
+          <w:bottom w:val="single" w:sz="14" w:space="4" w:color="A73526"/>
         </w:pBdr>
       </w:pPr>
       <w:r>
         <w:rPr>
           <w:rFonts w:ascii="Arial" w:hAnsi="Arial"/>
-          <w:color w:val="555555"/>
+          <w:color w:val="5C5854"/>
           <w:sz w:val="18"/>
         </w:rPr>
         <w:t>Chattogram, Bangladesh  |  +880 1311-104804  |  seyamalam41@gmail.com  |  seyamalam.vercel.app  |  github.com/Seyamalam  |  linkedin.com/in/touhidulalamseyam  |  orcid.org/0009-0007-7512-1893</w:t>
@@ -53,7 +53,7 @@
       <w:pPr>
         <w:pStyle w:val="Heading1"/>
         <w:pBdr>
-          <w:bottom w:val="single" w:sz="4" w:space="4" w:color="B7B7B7"/>
+          <w:bottom w:val="single" w:sz="10" w:space="4" w:color="A73526"/>
         </w:pBdr>
       </w:pPr>
       <w:r>
@@ -65,14 +65,61 @@
         <w:rPr>
           <w:rFonts w:ascii="Arial" w:hAnsi="Arial"/>
         </w:rPr>
-        <w:t>Software Engineer with experience building and deploying full-stack applications, backend services, and AI-enabled products. Works across TypeScript, React, Next.js, Node.js, Python, and PostgreSQL; also develops open-source ML tooling and reproducible data-science pipelines. Author or co-author of ten source-backed journal, conference, chapter, and preprint works.</w:t>
+        <w:t>Software engineer building production web applications, backend services, mobile systems, and AI-enabled products across TypeScript, Next.js, Node.js, Python, Go, PostgreSQL, and cloud infrastructure. Ships client platforms, resilient distributed prototypes, and open-source developer tooling from architecture through deployment.</w:t>
       </w:r>
     </w:p>
     <w:p>
       <w:pPr>
         <w:pStyle w:val="Heading1"/>
         <w:pBdr>
-          <w:bottom w:val="single" w:sz="4" w:space="4" w:color="B7B7B7"/>
+          <w:bottom w:val="single" w:sz="10" w:space="4" w:color="A73526"/>
+        </w:pBdr>
+      </w:pPr>
+      <w:r>
+        <w:t>SELECTED WINS</w:t>
+      </w:r>
+    </w:p>
+    <w:p>
+      <w:pPr>
+        <w:pStyle w:val="ListBullet"/>
+        <w:keepLines/>
+      </w:pPr>
+      <w:r>
+        <w:rPr>
+          <w:rFonts w:ascii="Arial" w:hAnsi="Arial"/>
+        </w:rPr>
+        <w:t>Champion, HackFusion InnoNation National Hackathon (solo Team Huntrix), 2026</w:t>
+      </w:r>
+    </w:p>
+    <w:p>
+      <w:pPr>
+        <w:pStyle w:val="ListBullet"/>
+        <w:keepLines/>
+      </w:pPr>
+      <w:r>
+        <w:rPr>
+          <w:rFonts w:ascii="Arial" w:hAnsi="Arial"/>
+        </w:rPr>
+        <w:t>Champion, MicroOps Hackathon at CUET CSE IT Fest (with Abtahee Kabir), 2025</w:t>
+      </w:r>
+    </w:p>
+    <w:p>
+      <w:pPr>
+        <w:pStyle w:val="ListBullet"/>
+        <w:keepLines/>
+      </w:pPr>
+      <w:r>
+        <w:rPr>
+          <w:rFonts w:ascii="Arial" w:hAnsi="Arial"/>
+        </w:rPr>
+        <w:t>Winner, RoboFusion 1.0 Techathon, 2026</w:t>
+      </w:r>
+    </w:p>
+    <w:p>
+      <w:pPr>
+        <w:pStyle w:val="Heading1"/>
+        <w:pBdr>
+          <w:bottom w:val="single" w:sz="10" w:space="4" w:color="A73526"/>
         </w:pBdr>
       </w:pPr>
       <w:r>
@@ -115,7 +162,7 @@
       <w:pPr>
         <w:pStyle w:val="Heading1"/>
         <w:pBdr>
-          <w:bottom w:val="single" w:sz="4" w:space="4" w:color="B7B7B7"/>
+          <w:bottom w:val="single" w:sz="10" w:space="4" w:color="A73526"/>
         </w:pBdr>
       </w:pPr>
       <w:r>
@@ -136,7 +183,7 @@
       <w:r>
         <w:rPr>
           <w:rFonts w:ascii="Arial" w:hAnsi="Arial"/>
-          <w:color w:val="555555"/>
+          <w:color w:val="5C5854"/>
         </w:rPr>
         <w:t xml:space="preserve">  |  Remote  |  Dec 2025-Present</w:t>
       </w:r>
@@ -179,7 +226,7 @@
       <w:r>
         <w:rPr>
           <w:rFonts w:ascii="Arial" w:hAnsi="Arial"/>
-          <w:color w:val="555555"/>
+          <w:color w:val="5C5854"/>
         </w:rPr>
         <w:t xml:space="preserve">  |  Chattogram, Bangladesh  |  Aug 2024-Present</w:t>
       </w:r>
@@ -234,7 +281,7 @@
       <w:r>
         <w:rPr>
           <w:rFonts w:ascii="Arial" w:hAnsi="Arial"/>
-          <w:color w:val="555555"/>
+          <w:color w:val="5C5854"/>
         </w:rPr>
         <w:t xml:space="preserve">  |  Remote  |  Mar 2021-2025</w:t>
       </w:r>
@@ -272,11 +319,143 @@
       <w:pPr>
         <w:pStyle w:val="Heading1"/>
         <w:pBdr>
-          <w:bottom w:val="single" w:sz="4" w:space="4" w:color="B7B7B7"/>
+          <w:bottom w:val="single" w:sz="10" w:space="4" w:color="A73526"/>
         </w:pBdr>
       </w:pPr>
       <w:r>
         <w:t>SELECTED PROJECTS</w:t>
+      </w:r>
+    </w:p>
+    <w:p>
+      <w:pPr>
+        <w:pStyle w:val="RoleLine"/>
+      </w:pPr>
+      <w:r>
+        <w:rPr>
+          <w:rFonts w:ascii="Arial" w:hAnsi="Arial"/>
+          <w:b/>
+        </w:rPr>
+        <w:t>Paris Summit Platform</w:t>
+      </w:r>
+      <w:r>
+        <w:rPr>
+          <w:rFonts w:ascii="Arial" w:hAnsi="Arial"/>
+          <w:color w:val="5C5854"/>
+        </w:rPr>
+        <w:t xml:space="preserve"> | Next.js, TypeScript, Convex, Better Auth</w:t>
+      </w:r>
+      <w:r>
+        <w:t xml:space="preserve"> | </w:t>
+      </w:r>
+      <w:hyperlink r:id="rId9">
+        <w:r>
+          <w:rPr>
+            <w:color w:val="A73526"/>
+            <w:rFonts w:ascii="Arial" w:hAnsi="Arial"/>
+            <w:sz w:val="19"/>
+          </w:rPr>
+          <w:t>github.com/Seyamalam/paris-hindu-summit-2026</w:t>
+        </w:r>
+      </w:hyperlink>
+    </w:p>
+    <w:p>
+      <w:pPr>
+        <w:pStyle w:val="ListBullet"/>
+        <w:keepLines/>
+      </w:pPr>
+      <w:r>
+        <w:rPr>
+          <w:rFonts w:ascii="Arial" w:hAnsi="Arial"/>
+        </w:rPr>
+        <w:t>Designed ten responsive directions, then delivered the selected identity as a 19-route client platform with editorial tooling, protected operations, files, forms, and launch-safe donation flows.</w:t>
+      </w:r>
+    </w:p>
+    <w:p>
+      <w:pPr>
+        <w:pStyle w:val="RoleLine"/>
+      </w:pPr>
+      <w:r>
+        <w:rPr>
+          <w:rFonts w:ascii="Arial" w:hAnsi="Arial"/>
+          <w:b/>
+        </w:rPr>
+        <w:t>Huntrix Delta</w:t>
+      </w:r>
+      <w:r>
+        <w:rPr>
+          <w:rFonts w:ascii="Arial" w:hAnsi="Arial"/>
+          <w:color w:val="5C5854"/>
+        </w:rPr>
+        <w:t xml:space="preserve"> | Expo, Go, gRPC, Offline-first</w:t>
+      </w:r>
+      <w:r>
+        <w:t xml:space="preserve"> | </w:t>
+      </w:r>
+      <w:hyperlink r:id="rId10">
+        <w:r>
+          <w:rPr>
+            <w:color w:val="A73526"/>
+            <w:rFonts w:ascii="Arial" w:hAnsi="Arial"/>
+            <w:sz w:val="19"/>
+          </w:rPr>
+          <w:t>github.com/Seyamalam/hackfusion_huntrix</w:t>
+        </w:r>
+      </w:hyperlink>
+    </w:p>
+    <w:p>
+      <w:pPr>
+        <w:pStyle w:val="ListBullet"/>
+        <w:keepLines/>
+      </w:pPr>
+      <w:r>
+        <w:rPr>
+          <w:rFonts w:ascii="Arial" w:hAnsi="Arial"/>
+        </w:rPr>
+        <w:t>Built the solo HackFusion champion with CRDT inventory sync, signed proof of delivery, offline maps, device-to-device handoff, routing, and reproducible chaos testing.</w:t>
+      </w:r>
+    </w:p>
+    <w:p>
+      <w:pPr>
+        <w:pStyle w:val="RoleLine"/>
+      </w:pPr>
+      <w:r>
+        <w:rPr>
+          <w:rFonts w:ascii="Arial" w:hAnsi="Arial"/>
+          <w:b/>
+        </w:rPr>
+        <w:t>MicroOps</w:t>
+      </w:r>
+      <w:r>
+        <w:rPr>
+          <w:rFonts w:ascii="Arial" w:hAnsi="Arial"/>
+          <w:color w:val="5C5854"/>
+        </w:rPr>
+        <w:t xml:space="preserve"> | Node.js, Docker, S3, CI/CD</w:t>
+      </w:r>
+      <w:r>
+        <w:t xml:space="preserve"> | </w:t>
+      </w:r>
+      <w:hyperlink r:id="rId11">
+        <w:r>
+          <w:rPr>
+            <w:color w:val="A73526"/>
+            <w:rFonts w:ascii="Arial" w:hAnsi="Arial"/>
+            <w:sz w:val="19"/>
+          </w:rPr>
+          <w:t>github.com/Seyamalam/cuet-hackathon-1</w:t>
+        </w:r>
+      </w:hyperlink>
+    </w:p>
+    <w:p>
+      <w:pPr>
+        <w:pStyle w:val="ListBullet"/>
+        <w:keepLines/>
+      </w:pPr>
+      <w:r>
+        <w:rPr>
+          <w:rFonts w:ascii="Arial" w:hAnsi="Arial"/>
+        </w:rPr>
+        <w:t>Co-built the CUET champion: a non-blocking file-delivery system with durable jobs, S3-compatible storage, containerized infrastructure, status streaming, and automated delivery checks.</w:t>
       </w:r>
     </w:p>
     <w:p>
@@ -293,19 +472,19 @@
       <w:r>
         <w:rPr>
           <w:rFonts w:ascii="Arial" w:hAnsi="Arial"/>
-          <w:color w:val="555555"/>
+          <w:color w:val="5C5854"/>
         </w:rPr>
         <w:t xml:space="preserve"> | TypeScript, Bun, Zig</w:t>
       </w:r>
       <w:r>
         <w:t xml:space="preserve"> | </w:t>
       </w:r>
-      <w:hyperlink r:id="rId9">
+      <w:hyperlink r:id="rId12">
         <w:r>
           <w:rPr>
-            <w:color w:val="202020"/>
+            <w:color w:val="A73526"/>
             <w:rFonts w:ascii="Arial" w:hAnsi="Arial"/>
-            <w:sz w:val="20"/>
+            <w:sz w:val="19"/>
           </w:rPr>
           <w:t>github.com/Seyamalam/bun-scikit</w:t>
         </w:r>
@@ -320,190 +499,14 @@
         <w:rPr>
           <w:rFonts w:ascii="Arial" w:hAnsi="Arial"/>
         </w:rPr>
-        <w:t>Built a scikit-learn-inspired ML library with native Zig acceleration, CI and benchmark gates, 209 tracked runtime exports, and documented model-selection, preprocessing, ensemble, clustering, and metrics APIs.</w:t>
-      </w:r>
-    </w:p>
-    <w:p>
-      <w:pPr>
-        <w:pStyle w:val="RoleLine"/>
-      </w:pPr>
-      <w:r>
-        <w:rPr>
-          <w:rFonts w:ascii="Arial" w:hAnsi="Arial"/>
-          <w:b/>
-        </w:rPr>
-        <w:t>Huntrix Delta</w:t>
-      </w:r>
-      <w:r>
-        <w:rPr>
-          <w:rFonts w:ascii="Arial" w:hAnsi="Arial"/>
-          <w:color w:val="555555"/>
-        </w:rPr>
-        <w:t xml:space="preserve"> | Expo, Go, gRPC, Offline-first</w:t>
-      </w:r>
-      <w:r>
-        <w:t xml:space="preserve"> | </w:t>
-      </w:r>
-      <w:hyperlink r:id="rId10">
-        <w:r>
-          <w:rPr>
-            <w:color w:val="202020"/>
-            <w:rFonts w:ascii="Arial" w:hAnsi="Arial"/>
-            <w:sz w:val="20"/>
-          </w:rPr>
-          <w:t>github.com/Seyamalam/hackfusion_huntrix</w:t>
-        </w:r>
-      </w:hyperlink>
-    </w:p>
-    <w:p>
-      <w:pPr>
-        <w:pStyle w:val="ListBullet"/>
-        <w:keepLines/>
-      </w:pPr>
-      <w:r>
-        <w:rPr>
-          <w:rFonts w:ascii="Arial" w:hAnsi="Arial"/>
-        </w:rPr>
-        <w:t>Built the solo HackFusion champion across CRDT inventory sync, signed proof of delivery, offline maps, device-to-device handoff, routing, and reproducible chaos testing.</w:t>
-      </w:r>
-    </w:p>
-    <w:p>
-      <w:pPr>
-        <w:pStyle w:val="RoleLine"/>
-      </w:pPr>
-      <w:r>
-        <w:rPr>
-          <w:rFonts w:ascii="Arial" w:hAnsi="Arial"/>
-          <w:b/>
-        </w:rPr>
-        <w:t>ASRRO Portal</w:t>
-      </w:r>
-      <w:r>
-        <w:rPr>
-          <w:rFonts w:ascii="Arial" w:hAnsi="Arial"/>
-          <w:color w:val="555555"/>
-        </w:rPr>
-        <w:t xml:space="preserve"> | Next.js, TypeScript, Convex, Better Auth</w:t>
-      </w:r>
-      <w:r>
-        <w:t xml:space="preserve"> | </w:t>
-      </w:r>
-      <w:hyperlink r:id="rId11">
-        <w:r>
-          <w:rPr>
-            <w:color w:val="202020"/>
-            <w:rFonts w:ascii="Arial" w:hAnsi="Arial"/>
-            <w:sz w:val="20"/>
-          </w:rPr>
-          <w:t>github.com/Seyamalam/asrro</w:t>
-        </w:r>
-      </w:hyperlink>
-    </w:p>
-    <w:p>
-      <w:pPr>
-        <w:pStyle w:val="ListBullet"/>
-        <w:keepLines/>
-      </w:pPr>
-      <w:r>
-        <w:rPr>
-          <w:rFonts w:ascii="Arial" w:hAnsi="Arial"/>
-        </w:rPr>
-        <w:t>Developed a public website and role-aware organization-management system covering membership approvals, events, attendance, content, reporting, notifications, and restricted finance workflows.</w:t>
-      </w:r>
-    </w:p>
-    <w:p>
-      <w:pPr>
-        <w:pStyle w:val="RoleLine"/>
-      </w:pPr>
-      <w:r>
-        <w:rPr>
-          <w:rFonts w:ascii="Arial" w:hAnsi="Arial"/>
-          <w:b/>
-        </w:rPr>
-        <w:t>Zodic</w:t>
-      </w:r>
-      <w:r>
-        <w:rPr>
-          <w:rFonts w:ascii="Arial" w:hAnsi="Arial"/>
-          <w:color w:val="555555"/>
-        </w:rPr>
-        <w:t xml:space="preserve"> | Python, PyPI</w:t>
-      </w:r>
-      <w:r>
-        <w:t xml:space="preserve"> | </w:t>
-      </w:r>
-      <w:hyperlink r:id="rId12">
-        <w:r>
-          <w:rPr>
-            <w:color w:val="202020"/>
-            <w:rFonts w:ascii="Arial" w:hAnsi="Arial"/>
-            <w:sz w:val="20"/>
-          </w:rPr>
-          <w:t>pypi.org/project/zodic/</w:t>
-        </w:r>
-      </w:hyperlink>
-    </w:p>
-    <w:p>
-      <w:pPr>
-        <w:pStyle w:val="ListBullet"/>
-        <w:keepLines/>
-      </w:pPr>
-      <w:r>
-        <w:rPr>
-          <w:rFonts w:ascii="Arial" w:hAnsi="Arial"/>
-        </w:rPr>
-        <w:t>Published an MIT-licensed, zero-dependency Python validation package with chainable schemas, typed parsing, nested error reporting, transformations, unions, dates, enums, and framework-agnostic integration.</w:t>
-      </w:r>
-    </w:p>
-    <w:p>
-      <w:pPr>
-        <w:pStyle w:val="RoleLine"/>
-      </w:pPr>
-      <w:r>
-        <w:rPr>
-          <w:rFonts w:ascii="Arial" w:hAnsi="Arial"/>
-          <w:b/>
-        </w:rPr>
-        <w:t>AgriScan</w:t>
-      </w:r>
-      <w:r>
-        <w:rPr>
-          <w:rFonts w:ascii="Arial" w:hAnsi="Arial"/>
-          <w:color w:val="555555"/>
-        </w:rPr>
-        <w:t xml:space="preserve"> | Next.js, TensorFlow, Computer Vision</w:t>
-      </w:r>
-      <w:r>
-        <w:t xml:space="preserve"> | </w:t>
-      </w:r>
-      <w:hyperlink r:id="rId13">
-        <w:r>
-          <w:rPr>
-            <w:color w:val="202020"/>
-            <w:rFonts w:ascii="Arial" w:hAnsi="Arial"/>
-            <w:sz w:val="20"/>
-          </w:rPr>
-          <w:t>doi.org/10.1186/s43067-024-00169-7</w:t>
-        </w:r>
-      </w:hyperlink>
-    </w:p>
-    <w:p>
-      <w:pPr>
-        <w:pStyle w:val="ListBullet"/>
-        <w:keepLines/>
-      </w:pPr>
-      <w:r>
-        <w:rPr>
-          <w:rFonts w:ascii="Arial" w:hAnsi="Arial"/>
-        </w:rPr>
-        <w:t>Co-developed a cross-platform plant-disease diagnosis and crop-health system documented in a 2024 SpringerOpen journal article.</w:t>
+        <w:t>Built a scikit-learn-inspired ML library with native Zig acceleration, 209 tracked runtime exports, benchmark gates, and broad preprocessing, model-selection, ensemble, clustering, and metrics APIs.</w:t>
       </w:r>
     </w:p>
     <w:p>
       <w:pPr>
         <w:pStyle w:val="Heading1"/>
         <w:pBdr>
-          <w:bottom w:val="single" w:sz="4" w:space="4" w:color="B7B7B7"/>
+          <w:bottom w:val="single" w:sz="10" w:space="4" w:color="A73526"/>
         </w:pBdr>
       </w:pPr>
       <w:r>
@@ -524,7 +527,7 @@
       <w:r>
         <w:rPr>
           <w:rFonts w:ascii="Arial" w:hAnsi="Arial"/>
-          <w:color w:val="555555"/>
+          <w:color w:val="5C5854"/>
         </w:rPr>
         <w:t xml:space="preserve">  |  Chattogram, Bangladesh  |  Expected Dec 2026</w:t>
       </w:r>
@@ -541,7 +544,7 @@
       <w:pPr>
         <w:pStyle w:val="Heading1"/>
         <w:pBdr>
-          <w:bottom w:val="single" w:sz="4" w:space="4" w:color="B7B7B7"/>
+          <w:bottom w:val="single" w:sz="10" w:space="4" w:color="A73526"/>
         </w:pBdr>
       </w:pPr>
       <w:r>
@@ -569,9 +572,9 @@
       <w:hyperlink r:id="rId13">
         <w:r>
           <w:rPr>
-            <w:color w:val="202020"/>
+            <w:color w:val="A73526"/>
             <w:rFonts w:ascii="Arial" w:hAnsi="Arial"/>
-            <w:sz w:val="20"/>
+            <w:sz w:val="19"/>
           </w:rPr>
           <w:t>10.1186/s43067-024-00169-7</w:t>
         </w:r>
@@ -598,9 +601,9 @@
       <w:hyperlink r:id="rId14">
         <w:r>
           <w:rPr>
-            <w:color w:val="202020"/>
+            <w:color w:val="A73526"/>
             <w:rFonts w:ascii="Arial" w:hAnsi="Arial"/>
-            <w:sz w:val="20"/>
+            <w:sz w:val="19"/>
           </w:rPr>
           <w:t>10.1186/s43067-024-00137-1</w:t>
         </w:r>
@@ -627,9 +630,9 @@
       <w:hyperlink r:id="rId15">
         <w:r>
           <w:rPr>
-            <w:color w:val="202020"/>
+            <w:color w:val="A73526"/>
             <w:rFonts w:ascii="Arial" w:hAnsi="Arial"/>
-            <w:sz w:val="20"/>
+            <w:sz w:val="19"/>
           </w:rPr>
           <w:t>10.11648/j.ijiis.20251401.12</w:t>
         </w:r>
@@ -656,9 +659,9 @@
       <w:hyperlink r:id="rId16">
         <w:r>
           <w:rPr>
-            <w:color w:val="202020"/>
+            <w:color w:val="A73526"/>
             <w:rFonts w:ascii="Arial" w:hAnsi="Arial"/>
-            <w:sz w:val="20"/>
+            <w:sz w:val="19"/>
           </w:rPr>
           <w:t>10.1007/978-3-032-15764-5_45</w:t>
         </w:r>
@@ -668,7 +671,7 @@
       <w:pPr>
         <w:pStyle w:val="Heading1"/>
         <w:pBdr>
-          <w:bottom w:val="single" w:sz="4" w:space="4" w:color="B7B7B7"/>
+          <w:bottom w:val="single" w:sz="10" w:space="4" w:color="A73526"/>
         </w:pBdr>
       </w:pPr>
       <w:r>
@@ -687,11 +690,11 @@
       <w:pPr>
         <w:pStyle w:val="Heading1"/>
         <w:pBdr>
-          <w:bottom w:val="single" w:sz="4" w:space="4" w:color="B7B7B7"/>
+          <w:bottom w:val="single" w:sz="10" w:space="4" w:color="A73526"/>
         </w:pBdr>
       </w:pPr>
       <w:r>
-        <w:t>LEADERSHIP AND HONORS</w:t>
+        <w:t>LEADERSHIP AND ADDITIONAL HONORS</w:t>
       </w:r>
     </w:p>
     <w:p>
@@ -700,42 +703,6 @@
           <w:rFonts w:ascii="Arial" w:hAnsi="Arial"/>
         </w:rPr>
         <w:t>Assistant General Secretary | BGCTUB IT Club | Present - Help lead student technology activities, community programs, and club operations.</w:t>
-      </w:r>
-    </w:p>
-    <w:p>
-      <w:pPr>
-        <w:pStyle w:val="ListBullet"/>
-        <w:keepLines/>
-      </w:pPr>
-      <w:r>
-        <w:rPr>
-          <w:rFonts w:ascii="Arial" w:hAnsi="Arial"/>
-        </w:rPr>
-        <w:t>Champion, HackFusion InnoNation National Hackathon (solo Team Huntrix), 2026</w:t>
-      </w:r>
-    </w:p>
-    <w:p>
-      <w:pPr>
-        <w:pStyle w:val="ListBullet"/>
-        <w:keepLines/>
-      </w:pPr>
-      <w:r>
-        <w:rPr>
-          <w:rFonts w:ascii="Arial" w:hAnsi="Arial"/>
-        </w:rPr>
-        <w:t>Champion, MicroOps Hackathon at CUET CSE IT Fest (with Abtahee Kabir), 2025</w:t>
-      </w:r>
-    </w:p>
-    <w:p>
-      <w:pPr>
-        <w:pStyle w:val="ListBullet"/>
-        <w:keepLines/>
-      </w:pPr>
-      <w:r>
-        <w:rPr>
-          <w:rFonts w:ascii="Arial" w:hAnsi="Arial"/>
-        </w:rPr>
-        <w:t>Winner, RoboFusion 1.0 Techathon, 2026</w:t>
       </w:r>
     </w:p>
     <w:p>
@@ -764,7 +731,7 @@
     </w:p>
     <w:sectPr>
       <w:pgSz w:w="12240" w:h="15840"/>
-      <w:pgMar w:top="1037" w:right="1037" w:bottom="1037" w:left="1037" w:header="504" w:footer="504" w:gutter="0"/>
+      <w:pgMar w:top="950" w:right="950" w:bottom="950" w:left="950" w:header="504" w:footer="504" w:gutter="0"/>
       <w:cols w:space="720"/>
       <w:docGrid w:linePitch="360"/>
     </w:sectPr>
@@ -1141,7 +1108,7 @@
     <w:rPr>
       <w:rFonts w:ascii="Arial" w:hAnsi="Arial"/>
       <w:color w:val="202020"/>
-      <w:sz w:val="20"/>
+      <w:sz w:val="19"/>
     </w:rPr>
   </w:style>
   <w:style w:type="paragraph" w:styleId="Header">
@@ -1199,14 +1166,14 @@
     <w:pPr>
       <w:keepNext/>
       <w:keepLines/>
-      <w:spacing w:before="180" w:after="60"/>
+      <w:spacing w:before="160" w:after="80"/>
       <w:outlineLvl w:val="0"/>
     </w:pPr>
     <w:rPr>
       <w:rFonts w:asciiTheme="majorHAnsi" w:eastAsiaTheme="majorEastAsia" w:hAnsiTheme="majorHAnsi" w:cstheme="majorBidi" w:ascii="Arial" w:hAnsi="Arial"/>
       <w:b/>
       <w:bCs/>
-      <w:color w:val="202020"/>
+      <w:color w:val="A73526"/>
       <w:sz w:val="25"/>
       <w:szCs w:val="28"/>
     </w:rPr>
@@ -1223,14 +1190,14 @@
     <w:pPr>
       <w:keepNext/>
       <w:keepLines/>
-      <w:spacing w:before="180" w:after="60"/>
+      <w:spacing w:before="160" w:after="80"/>
       <w:outlineLvl w:val="1"/>
     </w:pPr>
     <w:rPr>
       <w:rFonts w:asciiTheme="majorHAnsi" w:eastAsiaTheme="majorEastAsia" w:hAnsiTheme="majorHAnsi" w:cstheme="majorBidi" w:ascii="Arial" w:hAnsi="Arial"/>
       <w:b/>
       <w:bCs/>
-      <w:color w:val="202020"/>
+      <w:color w:val="A73526"/>
       <w:sz w:val="23"/>
       <w:szCs w:val="26"/>
     </w:rPr>
@@ -1676,7 +1643,7 @@
     </w:pPr>
     <w:rPr>
       <w:rFonts w:ascii="Arial" w:hAnsi="Arial"/>
-      <w:sz w:val="20"/>
+      <w:sz w:val="19"/>
     </w:rPr>
   </w:style>
   <w:style w:type="paragraph" w:styleId="ListBullet2">
@@ -12840,7 +12807,7 @@
     </w:pPr>
     <w:rPr>
       <w:rFonts w:ascii="Arial" w:hAnsi="Arial"/>
-      <w:sz w:val="21"/>
+      <w:sz w:val="20"/>
     </w:rPr>
   </w:style>
 </w:styles>
